--- a/DocIntake.Tests/TestData/bank-statement/bank-statement-05.docx
+++ b/DocIntake.Tests/TestData/bank-statement/bank-statement-05.docx
@@ -15,7 +15,7 @@
         <w:pStyle w:val="Heading1"/>
       </w:pPr>
       <w:r>
-        <w:t>Checking Account Statement</w:t>
+        <w:t>Savings Account Statement</w:t>
       </w:r>
     </w:p>
     <w:p>
